--- a/DAW/UD03/PRACTICAS/Actividad3.5/Actividad3.5.docx
+++ b/DAW/UD03/PRACTICAS/Actividad3.5/Actividad3.5.docx
@@ -152,6 +152,9 @@
     <w:p/>
     <w:p>
       <w:r>
+        <w:rPr>
+          <w:noProof/>
+        </w:rPr>
         <w:drawing>
           <wp:inline distT="0" distB="0" distL="0" distR="0" wp14:anchorId="31CE6776" wp14:editId="4082C88F">
             <wp:extent cx="5486400" cy="1946275"/>
@@ -191,6 +194,9 @@
     </w:p>
     <w:p>
       <w:r>
+        <w:rPr>
+          <w:noProof/>
+        </w:rPr>
         <w:lastRenderedPageBreak/>
         <w:drawing>
           <wp:inline distT="0" distB="0" distL="0" distR="0" wp14:anchorId="2EEBA134" wp14:editId="3470ECBA">
@@ -289,6 +295,9 @@
     </w:p>
     <w:p>
       <w:r>
+        <w:rPr>
+          <w:noProof/>
+        </w:rPr>
         <w:drawing>
           <wp:inline distT="0" distB="0" distL="0" distR="0" wp14:anchorId="5E8956CA" wp14:editId="507BC759">
             <wp:extent cx="4266593" cy="3027109"/>
@@ -368,6 +377,9 @@
     </w:p>
     <w:p>
       <w:r>
+        <w:rPr>
+          <w:noProof/>
+        </w:rPr>
         <w:drawing>
           <wp:inline distT="0" distB="0" distL="0" distR="0" wp14:anchorId="1045A5CC" wp14:editId="12CAA446">
             <wp:extent cx="5439534" cy="2800741"/>
@@ -407,6 +419,9 @@
     </w:p>
     <w:p>
       <w:r>
+        <w:rPr>
+          <w:noProof/>
+        </w:rPr>
         <w:drawing>
           <wp:inline distT="0" distB="0" distL="0" distR="0" wp14:anchorId="52E90BC2" wp14:editId="7F65F64B">
             <wp:extent cx="5486400" cy="2055495"/>
@@ -486,6 +501,9 @@
     </w:p>
     <w:p>
       <w:r>
+        <w:rPr>
+          <w:noProof/>
+        </w:rPr>
         <w:drawing>
           <wp:inline distT="0" distB="0" distL="0" distR="0" wp14:anchorId="2FCEDA1B" wp14:editId="56FB7FFD">
             <wp:extent cx="5439534" cy="1762371"/>
@@ -575,6 +593,9 @@
         <w:pStyle w:val="Prrafodelista"/>
       </w:pPr>
       <w:r>
+        <w:rPr>
+          <w:noProof/>
+        </w:rPr>
         <w:drawing>
           <wp:inline distT="0" distB="0" distL="0" distR="0" wp14:anchorId="6C829C1C" wp14:editId="472F0324">
             <wp:extent cx="5486400" cy="1830070"/>
@@ -645,6 +666,9 @@
         <w:pStyle w:val="Prrafodelista"/>
       </w:pPr>
       <w:r>
+        <w:rPr>
+          <w:noProof/>
+        </w:rPr>
         <w:drawing>
           <wp:inline distT="0" distB="0" distL="0" distR="0" wp14:anchorId="27E02434" wp14:editId="5CD9B9C7">
             <wp:extent cx="4715533" cy="152421"/>
@@ -687,6 +711,9 @@
         <w:pStyle w:val="Prrafodelista"/>
       </w:pPr>
       <w:r>
+        <w:rPr>
+          <w:noProof/>
+        </w:rPr>
         <w:lastRenderedPageBreak/>
         <w:drawing>
           <wp:inline distT="0" distB="0" distL="0" distR="0" wp14:anchorId="0D29BA98" wp14:editId="0AEE1130">
@@ -728,13 +755,16 @@
     <w:p>
       <w:pPr>
         <w:pStyle w:val="Prrafodelista"/>
+        <w:rPr>
+          <w:u w:val="single"/>
+        </w:rPr>
       </w:pPr>
       <w:r>
         <w:drawing>
-          <wp:inline distT="0" distB="0" distL="0" distR="0" wp14:anchorId="72C3B640" wp14:editId="43C853C7">
-            <wp:extent cx="5486400" cy="1240155"/>
+          <wp:inline distT="0" distB="0" distL="0" distR="0" wp14:anchorId="238D1A0E" wp14:editId="36DE4B6B">
+            <wp:extent cx="5486400" cy="1361440"/>
             <wp:effectExtent l="0" t="0" r="0" b="0"/>
-            <wp:docPr id="22391040" name="Imagen 1" descr="Texto&#10;&#10;El contenido generado por IA puede ser incorrecto."/>
+            <wp:docPr id="1648196469" name="Imagen 1" descr="Texto&#10;&#10;El contenido generado por IA puede ser incorrecto."/>
             <wp:cNvGraphicFramePr>
               <a:graphicFrameLocks xmlns:a="http://schemas.openxmlformats.org/drawingml/2006/main" noChangeAspect="1"/>
             </wp:cNvGraphicFramePr>
@@ -742,7 +772,7 @@
               <a:graphicData uri="http://schemas.openxmlformats.org/drawingml/2006/picture">
                 <pic:pic xmlns:pic="http://schemas.openxmlformats.org/drawingml/2006/picture">
                   <pic:nvPicPr>
-                    <pic:cNvPr id="22391040" name="Imagen 1" descr="Texto&#10;&#10;El contenido generado por IA puede ser incorrecto."/>
+                    <pic:cNvPr id="1648196469" name="Imagen 1" descr="Texto&#10;&#10;El contenido generado por IA puede ser incorrecto."/>
                     <pic:cNvPicPr/>
                   </pic:nvPicPr>
                   <pic:blipFill>
@@ -754,7 +784,7 @@
                   <pic:spPr>
                     <a:xfrm>
                       <a:off x="0" y="0"/>
-                      <a:ext cx="5486400" cy="1240155"/>
+                      <a:ext cx="5486400" cy="1361440"/>
                     </a:xfrm>
                     <a:prstGeom prst="rect">
                       <a:avLst/>
@@ -772,6 +802,9 @@
         <w:pStyle w:val="Prrafodelista"/>
       </w:pPr>
       <w:r>
+        <w:rPr>
+          <w:noProof/>
+        </w:rPr>
         <w:drawing>
           <wp:inline distT="0" distB="0" distL="0" distR="0" wp14:anchorId="09A4BC4E" wp14:editId="31C0F26F">
             <wp:extent cx="5258534" cy="895475"/>
@@ -817,6 +850,11 @@
     <w:p>
       <w:pPr>
         <w:pStyle w:val="Prrafodelista"/>
+      </w:pPr>
+    </w:p>
+    <w:p>
+      <w:pPr>
+        <w:pStyle w:val="Prrafodelista"/>
         <w:numPr>
           <w:ilvl w:val="0"/>
           <w:numId w:val="11"/>
@@ -828,6 +866,9 @@
     </w:p>
     <w:p>
       <w:r>
+        <w:rPr>
+          <w:noProof/>
+        </w:rPr>
         <w:drawing>
           <wp:inline distT="0" distB="0" distL="0" distR="0" wp14:anchorId="3A284B24" wp14:editId="37C29851">
             <wp:extent cx="4253948" cy="4716762"/>
@@ -867,6 +908,9 @@
     </w:p>
     <w:p>
       <w:r>
+        <w:rPr>
+          <w:noProof/>
+        </w:rPr>
         <w:lastRenderedPageBreak/>
         <w:drawing>
           <wp:inline distT="0" distB="0" distL="0" distR="0" wp14:anchorId="4379B4CC" wp14:editId="12C781F3">
@@ -905,12 +949,208 @@
         </w:drawing>
       </w:r>
     </w:p>
-    <w:p/>
     <w:p>
+      <w:r>
+        <w:drawing>
+          <wp:inline distT="0" distB="0" distL="0" distR="0" wp14:anchorId="43D138EA" wp14:editId="3A9FA209">
+            <wp:extent cx="5486400" cy="224155"/>
+            <wp:effectExtent l="0" t="0" r="0" b="4445"/>
+            <wp:docPr id="1615717502" name="Imagen 1"/>
+            <wp:cNvGraphicFramePr>
+              <a:graphicFrameLocks xmlns:a="http://schemas.openxmlformats.org/drawingml/2006/main" noChangeAspect="1"/>
+            </wp:cNvGraphicFramePr>
+            <a:graphic xmlns:a="http://schemas.openxmlformats.org/drawingml/2006/main">
+              <a:graphicData uri="http://schemas.openxmlformats.org/drawingml/2006/picture">
+                <pic:pic xmlns:pic="http://schemas.openxmlformats.org/drawingml/2006/picture">
+                  <pic:nvPicPr>
+                    <pic:cNvPr id="1615717502" name=""/>
+                    <pic:cNvPicPr/>
+                  </pic:nvPicPr>
+                  <pic:blipFill>
+                    <a:blip r:embed="rId22"/>
+                    <a:stretch>
+                      <a:fillRect/>
+                    </a:stretch>
+                  </pic:blipFill>
+                  <pic:spPr>
+                    <a:xfrm>
+                      <a:off x="0" y="0"/>
+                      <a:ext cx="5486400" cy="224155"/>
+                    </a:xfrm>
+                    <a:prstGeom prst="rect">
+                      <a:avLst/>
+                    </a:prstGeom>
+                  </pic:spPr>
+                </pic:pic>
+              </a:graphicData>
+            </a:graphic>
+          </wp:inline>
+        </w:drawing>
+      </w:r>
+    </w:p>
+    <w:p>
+      <w:r>
+        <w:drawing>
+          <wp:inline distT="0" distB="0" distL="0" distR="0" wp14:anchorId="192E2A5E" wp14:editId="2408B840">
+            <wp:extent cx="5486400" cy="758825"/>
+            <wp:effectExtent l="0" t="0" r="0" b="3175"/>
+            <wp:docPr id="950939525" name="Imagen 1" descr="Texto&#10;&#10;El contenido generado por IA puede ser incorrecto."/>
+            <wp:cNvGraphicFramePr>
+              <a:graphicFrameLocks xmlns:a="http://schemas.openxmlformats.org/drawingml/2006/main" noChangeAspect="1"/>
+            </wp:cNvGraphicFramePr>
+            <a:graphic xmlns:a="http://schemas.openxmlformats.org/drawingml/2006/main">
+              <a:graphicData uri="http://schemas.openxmlformats.org/drawingml/2006/picture">
+                <pic:pic xmlns:pic="http://schemas.openxmlformats.org/drawingml/2006/picture">
+                  <pic:nvPicPr>
+                    <pic:cNvPr id="950939525" name="Imagen 1" descr="Texto&#10;&#10;El contenido generado por IA puede ser incorrecto."/>
+                    <pic:cNvPicPr/>
+                  </pic:nvPicPr>
+                  <pic:blipFill>
+                    <a:blip r:embed="rId23"/>
+                    <a:stretch>
+                      <a:fillRect/>
+                    </a:stretch>
+                  </pic:blipFill>
+                  <pic:spPr>
+                    <a:xfrm>
+                      <a:off x="0" y="0"/>
+                      <a:ext cx="5486400" cy="758825"/>
+                    </a:xfrm>
+                    <a:prstGeom prst="rect">
+                      <a:avLst/>
+                    </a:prstGeom>
+                  </pic:spPr>
+                </pic:pic>
+              </a:graphicData>
+            </a:graphic>
+          </wp:inline>
+        </w:drawing>
+      </w:r>
+    </w:p>
+    <w:p>
+      <w:r>
+        <w:drawing>
+          <wp:inline distT="0" distB="0" distL="0" distR="0" wp14:anchorId="7C60ADD4" wp14:editId="45EE6FDF">
+            <wp:extent cx="5486400" cy="737870"/>
+            <wp:effectExtent l="0" t="0" r="0" b="5080"/>
+            <wp:docPr id="255765972" name="Imagen 1" descr="Texto&#10;&#10;El contenido generado por IA puede ser incorrecto."/>
+            <wp:cNvGraphicFramePr>
+              <a:graphicFrameLocks xmlns:a="http://schemas.openxmlformats.org/drawingml/2006/main" noChangeAspect="1"/>
+            </wp:cNvGraphicFramePr>
+            <a:graphic xmlns:a="http://schemas.openxmlformats.org/drawingml/2006/main">
+              <a:graphicData uri="http://schemas.openxmlformats.org/drawingml/2006/picture">
+                <pic:pic xmlns:pic="http://schemas.openxmlformats.org/drawingml/2006/picture">
+                  <pic:nvPicPr>
+                    <pic:cNvPr id="255765972" name="Imagen 1" descr="Texto&#10;&#10;El contenido generado por IA puede ser incorrecto."/>
+                    <pic:cNvPicPr/>
+                  </pic:nvPicPr>
+                  <pic:blipFill>
+                    <a:blip r:embed="rId24"/>
+                    <a:stretch>
+                      <a:fillRect/>
+                    </a:stretch>
+                  </pic:blipFill>
+                  <pic:spPr>
+                    <a:xfrm>
+                      <a:off x="0" y="0"/>
+                      <a:ext cx="5486400" cy="737870"/>
+                    </a:xfrm>
+                    <a:prstGeom prst="rect">
+                      <a:avLst/>
+                    </a:prstGeom>
+                  </pic:spPr>
+                </pic:pic>
+              </a:graphicData>
+            </a:graphic>
+          </wp:inline>
+        </w:drawing>
+      </w:r>
+    </w:p>
+    <w:p>
+      <w:pPr>
+        <w:rPr>
+          <w:u w:val="single"/>
+        </w:rPr>
+      </w:pPr>
+      <w:r>
+        <w:drawing>
+          <wp:inline distT="0" distB="0" distL="0" distR="0" wp14:anchorId="5EA733A2" wp14:editId="2B58E338">
+            <wp:extent cx="5486400" cy="1107440"/>
+            <wp:effectExtent l="0" t="0" r="0" b="0"/>
+            <wp:docPr id="1451452766" name="Imagen 1" descr="Interfaz de usuario gráfica, Aplicación&#10;&#10;El contenido generado por IA puede ser incorrecto."/>
+            <wp:cNvGraphicFramePr>
+              <a:graphicFrameLocks xmlns:a="http://schemas.openxmlformats.org/drawingml/2006/main" noChangeAspect="1"/>
+            </wp:cNvGraphicFramePr>
+            <a:graphic xmlns:a="http://schemas.openxmlformats.org/drawingml/2006/main">
+              <a:graphicData uri="http://schemas.openxmlformats.org/drawingml/2006/picture">
+                <pic:pic xmlns:pic="http://schemas.openxmlformats.org/drawingml/2006/picture">
+                  <pic:nvPicPr>
+                    <pic:cNvPr id="1451452766" name="Imagen 1" descr="Interfaz de usuario gráfica, Aplicación&#10;&#10;El contenido generado por IA puede ser incorrecto."/>
+                    <pic:cNvPicPr/>
+                  </pic:nvPicPr>
+                  <pic:blipFill>
+                    <a:blip r:embed="rId25"/>
+                    <a:stretch>
+                      <a:fillRect/>
+                    </a:stretch>
+                  </pic:blipFill>
+                  <pic:spPr>
+                    <a:xfrm>
+                      <a:off x="0" y="0"/>
+                      <a:ext cx="5486400" cy="1107440"/>
+                    </a:xfrm>
+                    <a:prstGeom prst="rect">
+                      <a:avLst/>
+                    </a:prstGeom>
+                  </pic:spPr>
+                </pic:pic>
+              </a:graphicData>
+            </a:graphic>
+          </wp:inline>
+        </w:drawing>
+      </w:r>
+    </w:p>
+    <w:p>
+      <w:pPr>
+        <w:rPr>
+          <w:u w:val="single"/>
+        </w:rPr>
+      </w:pPr>
+    </w:p>
+    <w:p>
+      <w:pPr>
+        <w:rPr>
+          <w:u w:val="single"/>
+        </w:rPr>
+      </w:pPr>
+    </w:p>
+    <w:p>
+      <w:pPr>
+        <w:rPr>
+          <w:u w:val="single"/>
+        </w:rPr>
+      </w:pPr>
+    </w:p>
+    <w:p>
+      <w:pPr>
+        <w:rPr>
+          <w:u w:val="single"/>
+        </w:rPr>
+      </w:pPr>
+    </w:p>
+    <w:p>
+      <w:pPr>
+        <w:rPr>
+          <w:u w:val="single"/>
+        </w:rPr>
+      </w:pPr>
+    </w:p>
+    <w:p>
       <w:pPr>
         <w:pStyle w:val="Ttulo2"/>
       </w:pPr>
       <w:r>
+        <w:lastRenderedPageBreak/>
         <w:t>2.</w:t>
       </w:r>
       <w:r>
@@ -922,6 +1162,9 @@
     </w:p>
     <w:p>
       <w:r>
+        <w:rPr>
+          <w:noProof/>
+        </w:rPr>
         <w:drawing>
           <wp:inline distT="0" distB="0" distL="0" distR="0" wp14:anchorId="65807286" wp14:editId="7989FFF5">
             <wp:extent cx="5486400" cy="1333500"/>
@@ -938,7 +1181,7 @@
                     <pic:cNvPicPr/>
                   </pic:nvPicPr>
                   <pic:blipFill>
-                    <a:blip r:embed="rId22"/>
+                    <a:blip r:embed="rId26"/>
                     <a:stretch>
                       <a:fillRect/>
                     </a:stretch>
@@ -961,142 +1204,574 @@
     </w:p>
     <w:p>
       <w:r>
-        <w:t xml:space="preserve">2.1 Diseño del modelo </w:t>
-      </w:r>
-    </w:p>
-    <w:p>
-      <w:pPr>
-        <w:pStyle w:val="Prrafodelista"/>
-        <w:numPr>
-          <w:ilvl w:val="0"/>
-          <w:numId w:val="11"/>
-        </w:numPr>
-      </w:pPr>
-      <w:r>
-        <w:t xml:space="preserve">Mínimo tres tablas. </w:t>
+        <w:drawing>
+          <wp:inline distT="0" distB="0" distL="0" distR="0" wp14:anchorId="478F4ABB" wp14:editId="5F32D22E">
+            <wp:extent cx="5144218" cy="161948"/>
+            <wp:effectExtent l="0" t="0" r="0" b="9525"/>
+            <wp:docPr id="821921085" name="Imagen 1"/>
+            <wp:cNvGraphicFramePr>
+              <a:graphicFrameLocks xmlns:a="http://schemas.openxmlformats.org/drawingml/2006/main" noChangeAspect="1"/>
+            </wp:cNvGraphicFramePr>
+            <a:graphic xmlns:a="http://schemas.openxmlformats.org/drawingml/2006/main">
+              <a:graphicData uri="http://schemas.openxmlformats.org/drawingml/2006/picture">
+                <pic:pic xmlns:pic="http://schemas.openxmlformats.org/drawingml/2006/picture">
+                  <pic:nvPicPr>
+                    <pic:cNvPr id="821921085" name=""/>
+                    <pic:cNvPicPr/>
+                  </pic:nvPicPr>
+                  <pic:blipFill>
+                    <a:blip r:embed="rId27"/>
+                    <a:stretch>
+                      <a:fillRect/>
+                    </a:stretch>
+                  </pic:blipFill>
+                  <pic:spPr>
+                    <a:xfrm>
+                      <a:off x="0" y="0"/>
+                      <a:ext cx="5144218" cy="161948"/>
+                    </a:xfrm>
+                    <a:prstGeom prst="rect">
+                      <a:avLst/>
+                    </a:prstGeom>
+                  </pic:spPr>
+                </pic:pic>
+              </a:graphicData>
+            </a:graphic>
+          </wp:inline>
+        </w:drawing>
       </w:r>
     </w:p>
     <w:p>
       <w:r>
-        <w:t xml:space="preserve">Entregables: </w:t>
+        <w:drawing>
+          <wp:inline distT="0" distB="0" distL="0" distR="0" wp14:anchorId="448AF96F" wp14:editId="4D7CB288">
+            <wp:extent cx="5486400" cy="238760"/>
+            <wp:effectExtent l="0" t="0" r="0" b="8890"/>
+            <wp:docPr id="968744130" name="Imagen 1"/>
+            <wp:cNvGraphicFramePr>
+              <a:graphicFrameLocks xmlns:a="http://schemas.openxmlformats.org/drawingml/2006/main" noChangeAspect="1"/>
+            </wp:cNvGraphicFramePr>
+            <a:graphic xmlns:a="http://schemas.openxmlformats.org/drawingml/2006/main">
+              <a:graphicData uri="http://schemas.openxmlformats.org/drawingml/2006/picture">
+                <pic:pic xmlns:pic="http://schemas.openxmlformats.org/drawingml/2006/picture">
+                  <pic:nvPicPr>
+                    <pic:cNvPr id="968744130" name=""/>
+                    <pic:cNvPicPr/>
+                  </pic:nvPicPr>
+                  <pic:blipFill>
+                    <a:blip r:embed="rId28"/>
+                    <a:stretch>
+                      <a:fillRect/>
+                    </a:stretch>
+                  </pic:blipFill>
+                  <pic:spPr>
+                    <a:xfrm>
+                      <a:off x="0" y="0"/>
+                      <a:ext cx="5486400" cy="238760"/>
+                    </a:xfrm>
+                    <a:prstGeom prst="rect">
+                      <a:avLst/>
+                    </a:prstGeom>
+                  </pic:spPr>
+                </pic:pic>
+              </a:graphicData>
+            </a:graphic>
+          </wp:inline>
+        </w:drawing>
       </w:r>
     </w:p>
+    <w:p/>
     <w:p>
-      <w:pPr>
-        <w:pStyle w:val="Prrafodelista"/>
-        <w:numPr>
-          <w:ilvl w:val="0"/>
-          <w:numId w:val="11"/>
-        </w:numPr>
-      </w:pPr>
       <w:r>
-        <w:t xml:space="preserve">Script db/schema.sql. </w:t>
+        <w:t>CREATE DATABASE IF NOT EXISTS dario_db;</w:t>
       </w:r>
     </w:p>
     <w:p>
       <w:r>
-        <w:t xml:space="preserve">2.2 Datos y consultas </w:t>
+        <w:t>USE dario_db;</w:t>
       </w:r>
     </w:p>
+    <w:p/>
     <w:p>
-      <w:pPr>
-        <w:pStyle w:val="Prrafodelista"/>
-        <w:numPr>
-          <w:ilvl w:val="0"/>
-          <w:numId w:val="11"/>
-        </w:numPr>
-      </w:pPr>
       <w:r>
-        <w:t>Script db/seed.sql con datos de prueba (mínimo 20 registros que pueden ser inventados).</w:t>
-      </w:r>
-    </w:p>
-    <w:p>
-      <w:pPr>
-        <w:pStyle w:val="Prrafodelista"/>
-        <w:numPr>
-          <w:ilvl w:val="0"/>
-          <w:numId w:val="11"/>
-        </w:numPr>
-      </w:pPr>
-      <w:r>
-        <w:t xml:space="preserve">Script db/queries.sql con: Una consulta con INNER JOIN. </w:t>
+        <w:t>CREATE TABLE IF NOT EXISTS usuarios (</w:t>
       </w:r>
     </w:p>
     <w:p>
       <w:r>
-        <w:t xml:space="preserve">2.3 Seguridad y permisos </w:t>
+        <w:t xml:space="preserve">    id INT AUTO_INCREMENT PRIMARY KEY,</w:t>
       </w:r>
     </w:p>
     <w:p>
-      <w:pPr>
-        <w:pStyle w:val="Prrafodelista"/>
-        <w:numPr>
-          <w:ilvl w:val="0"/>
-          <w:numId w:val="11"/>
-        </w:numPr>
-      </w:pPr>
       <w:r>
-        <w:t xml:space="preserve">Usuario de BD distinto de root. </w:t>
+        <w:t xml:space="preserve">    nombre VARCHAR(100) NOT NULL,</w:t>
       </w:r>
     </w:p>
     <w:p>
-      <w:pPr>
-        <w:pStyle w:val="Prrafodelista"/>
-      </w:pPr>
-    </w:p>
-    <w:p>
-      <w:pPr>
-        <w:pStyle w:val="Prrafodelista"/>
-        <w:numPr>
-          <w:ilvl w:val="0"/>
-          <w:numId w:val="11"/>
-        </w:numPr>
-      </w:pPr>
       <w:r>
-        <w:t xml:space="preserve">Permisos mínimos sobre el esquema. </w:t>
+        <w:t xml:space="preserve">    email VARCHAR(100) UNIQUE NOT NULL,</w:t>
       </w:r>
     </w:p>
     <w:p>
-      <w:pPr>
-        <w:pStyle w:val="Prrafodelista"/>
-      </w:pPr>
-    </w:p>
-    <w:p>
-      <w:pPr>
-        <w:pStyle w:val="Prrafodelista"/>
-      </w:pPr>
-    </w:p>
-    <w:p>
-      <w:pPr>
-        <w:pStyle w:val="Prrafodelista"/>
-        <w:numPr>
-          <w:ilvl w:val="0"/>
-          <w:numId w:val="11"/>
-        </w:numPr>
-      </w:pPr>
       <w:r>
-        <w:t>Puerto 3306 no expuesto a Internet.</w:t>
+        <w:t xml:space="preserve">    fecha_registro TIMESTAMP DEFAULT CURRENT_TIMESTAMP</w:t>
       </w:r>
     </w:p>
     <w:p>
-      <w:pPr>
-        <w:pStyle w:val="Prrafodelista"/>
-      </w:pPr>
+      <w:r>
+        <w:t>);</w:t>
+      </w:r>
+    </w:p>
+    <w:p/>
+    <w:p>
+      <w:r>
+        <w:t>CREATE TABLE IF NOT EXISTS categorias (</w:t>
+      </w:r>
     </w:p>
     <w:p>
-      <w:pPr>
-        <w:pStyle w:val="Prrafodelista"/>
-        <w:numPr>
-          <w:ilvl w:val="0"/>
-          <w:numId w:val="11"/>
-        </w:numPr>
-      </w:pPr>
       <w:r>
-        <w:t>Acceso desde local mediante túnel SSH.</w:t>
+        <w:t xml:space="preserve">    id INT AUTO_INCREMENT PRIMARY KEY,</w:t>
+      </w:r>
+    </w:p>
+    <w:p>
+      <w:r>
+        <w:t xml:space="preserve">    nombre VARCHAR(50) NOT NULL</w:t>
+      </w:r>
+    </w:p>
+    <w:p>
+      <w:r>
+        <w:t>);</w:t>
+      </w:r>
+    </w:p>
+    <w:p/>
+    <w:p>
+      <w:r>
+        <w:t>CREATE TABLE IF NOT EXISTS posts (</w:t>
+      </w:r>
+    </w:p>
+    <w:p>
+      <w:r>
+        <w:t xml:space="preserve">    id INT AUTO_INCREMENT PRIMARY KEY,</w:t>
+      </w:r>
+    </w:p>
+    <w:p>
+      <w:r>
+        <w:lastRenderedPageBreak/>
+        <w:t xml:space="preserve">    titulo VARCHAR(150) NOT NULL,</w:t>
+      </w:r>
+    </w:p>
+    <w:p>
+      <w:r>
+        <w:t xml:space="preserve">    contenido TEXT,</w:t>
+      </w:r>
+    </w:p>
+    <w:p>
+      <w:r>
+        <w:t xml:space="preserve">    usuario_id INT,</w:t>
+      </w:r>
+    </w:p>
+    <w:p>
+      <w:r>
+        <w:t xml:space="preserve">    categoria_id INT,</w:t>
+      </w:r>
+    </w:p>
+    <w:p>
+      <w:r>
+        <w:t xml:space="preserve">    fecha_publicacion TIMESTAMP DEFAULT CURRENT_TIMESTAMP,</w:t>
+      </w:r>
+    </w:p>
+    <w:p>
+      <w:r>
+        <w:t xml:space="preserve">    FOREIGN KEY (usuario_id) REFERENCES usuarios(id),</w:t>
+      </w:r>
+    </w:p>
+    <w:p>
+      <w:r>
+        <w:t xml:space="preserve">    FOREIGN KEY (categoria_id) REFERENCES categorias(id)</w:t>
+      </w:r>
+    </w:p>
+    <w:p>
+      <w:r>
+        <w:t>);</w:t>
+      </w:r>
+    </w:p>
+    <w:p>
+      <w:r>
+        <w:drawing>
+          <wp:inline distT="0" distB="0" distL="0" distR="0" wp14:anchorId="0529CA21" wp14:editId="5378BC97">
+            <wp:extent cx="5486400" cy="3439795"/>
+            <wp:effectExtent l="0" t="0" r="0" b="8255"/>
+            <wp:docPr id="1555911352" name="Imagen 1" descr="Texto&#10;&#10;El contenido generado por IA puede ser incorrecto."/>
+            <wp:cNvGraphicFramePr>
+              <a:graphicFrameLocks xmlns:a="http://schemas.openxmlformats.org/drawingml/2006/main" noChangeAspect="1"/>
+            </wp:cNvGraphicFramePr>
+            <a:graphic xmlns:a="http://schemas.openxmlformats.org/drawingml/2006/main">
+              <a:graphicData uri="http://schemas.openxmlformats.org/drawingml/2006/picture">
+                <pic:pic xmlns:pic="http://schemas.openxmlformats.org/drawingml/2006/picture">
+                  <pic:nvPicPr>
+                    <pic:cNvPr id="1555911352" name="Imagen 1" descr="Texto&#10;&#10;El contenido generado por IA puede ser incorrecto."/>
+                    <pic:cNvPicPr/>
+                  </pic:nvPicPr>
+                  <pic:blipFill>
+                    <a:blip r:embed="rId29"/>
+                    <a:stretch>
+                      <a:fillRect/>
+                    </a:stretch>
+                  </pic:blipFill>
+                  <pic:spPr>
+                    <a:xfrm>
+                      <a:off x="0" y="0"/>
+                      <a:ext cx="5486400" cy="3439795"/>
+                    </a:xfrm>
+                    <a:prstGeom prst="rect">
+                      <a:avLst/>
+                    </a:prstGeom>
+                  </pic:spPr>
+                </pic:pic>
+              </a:graphicData>
+            </a:graphic>
+          </wp:inline>
+        </w:drawing>
+      </w:r>
+    </w:p>
+    <w:p/>
+    <w:p/>
+    <w:p/>
+    <w:p/>
+    <w:p/>
+    <w:p/>
+    <w:p/>
+    <w:p>
+      <w:r>
+        <w:lastRenderedPageBreak/>
+        <w:t>USE dario_db;</w:t>
+      </w:r>
+    </w:p>
+    <w:p>
+      <w:r>
+        <w:t xml:space="preserve">INSERT INTO usuarios (nombre, email) VALUES </w:t>
+      </w:r>
+    </w:p>
+    <w:p>
+      <w:r>
+        <w:t>('Dario', 'dario@example.com'),</w:t>
+      </w:r>
+    </w:p>
+    <w:p>
+      <w:r>
+        <w:t>('Ana', 'ana@example.com'),</w:t>
+      </w:r>
+    </w:p>
+    <w:p>
+      <w:r>
+        <w:t>('Carlos', 'carlos@example.com'),</w:t>
+      </w:r>
+    </w:p>
+    <w:p>
+      <w:r>
+        <w:t>('Laura', 'laura@example.com'),</w:t>
+      </w:r>
+    </w:p>
+    <w:p>
+      <w:r>
+        <w:t>('Pedro', 'pedro@example.com');</w:t>
+      </w:r>
+    </w:p>
+    <w:p/>
+    <w:p>
+      <w:r>
+        <w:t xml:space="preserve">INSERT INTO categorias (nombre) VALUES </w:t>
+      </w:r>
+    </w:p>
+    <w:p>
+      <w:r>
+        <w:t>('Tecnología'), ('Viajes'), ('Cocina'), ('Deportes');</w:t>
+      </w:r>
+    </w:p>
+    <w:p/>
+    <w:p>
+      <w:r>
+        <w:t>INSERT INTO posts (titulo, contenido, usuario_id, categoria_id) VALUES</w:t>
+      </w:r>
+    </w:p>
+    <w:p>
+      <w:r>
+        <w:t>('Mi primer post', 'Contenido del post 1', 1, 1),</w:t>
+      </w:r>
+    </w:p>
+    <w:p>
+      <w:r>
+        <w:t>('Viaje a Londres', 'Fotos de Londres', 2, 2),</w:t>
+      </w:r>
+    </w:p>
+    <w:p>
+      <w:r>
+        <w:t>('Receta de Pasta', 'Como hacer carbonara', 3, 3),</w:t>
+      </w:r>
+    </w:p>
+    <w:p>
+      <w:r>
+        <w:t>('Final de Champions', 'El partido de ayer', 4, 4),</w:t>
+      </w:r>
+    </w:p>
+    <w:p>
+      <w:r>
+        <w:t>('Nuevo iPhone', 'Review del telefono', 1, 1),</w:t>
+      </w:r>
+    </w:p>
+    <w:p>
+      <w:r>
+        <w:t>('Escapada rural', 'Fin de semana', 2, 2),</w:t>
+      </w:r>
+    </w:p>
+    <w:p>
+      <w:r>
+        <w:t>('Ensalada Cesar', 'Receta facil', 3, 3),</w:t>
+      </w:r>
+    </w:p>
+    <w:p>
+      <w:r>
+        <w:t>('Running tips', 'Como empezar a correr', 4, 4),</w:t>
+      </w:r>
+    </w:p>
+    <w:p>
+      <w:r>
+        <w:t>('PHP vs Java', 'Comparativa', 1, 1),</w:t>
+      </w:r>
+    </w:p>
+    <w:p>
+      <w:r>
+        <w:t>('Visita a Paris', 'Torre Eiffel', 2, 2),</w:t>
+      </w:r>
+    </w:p>
+    <w:p>
+      <w:r>
+        <w:t>('Tarta de queso', 'El postre perfecto', 3, 3);</w:t>
+      </w:r>
+    </w:p>
+    <w:p>
+      <w:r>
+        <w:lastRenderedPageBreak/>
+        <w:drawing>
+          <wp:inline distT="0" distB="0" distL="0" distR="0" wp14:anchorId="044ACC01" wp14:editId="243B508F">
+            <wp:extent cx="5486400" cy="3056255"/>
+            <wp:effectExtent l="0" t="0" r="0" b="0"/>
+            <wp:docPr id="503320597" name="Imagen 1" descr="Texto&#10;&#10;El contenido generado por IA puede ser incorrecto."/>
+            <wp:cNvGraphicFramePr>
+              <a:graphicFrameLocks xmlns:a="http://schemas.openxmlformats.org/drawingml/2006/main" noChangeAspect="1"/>
+            </wp:cNvGraphicFramePr>
+            <a:graphic xmlns:a="http://schemas.openxmlformats.org/drawingml/2006/main">
+              <a:graphicData uri="http://schemas.openxmlformats.org/drawingml/2006/picture">
+                <pic:pic xmlns:pic="http://schemas.openxmlformats.org/drawingml/2006/picture">
+                  <pic:nvPicPr>
+                    <pic:cNvPr id="503320597" name="Imagen 1" descr="Texto&#10;&#10;El contenido generado por IA puede ser incorrecto."/>
+                    <pic:cNvPicPr/>
+                  </pic:nvPicPr>
+                  <pic:blipFill>
+                    <a:blip r:embed="rId30"/>
+                    <a:stretch>
+                      <a:fillRect/>
+                    </a:stretch>
+                  </pic:blipFill>
+                  <pic:spPr>
+                    <a:xfrm>
+                      <a:off x="0" y="0"/>
+                      <a:ext cx="5486400" cy="3056255"/>
+                    </a:xfrm>
+                    <a:prstGeom prst="rect">
+                      <a:avLst/>
+                    </a:prstGeom>
+                  </pic:spPr>
+                </pic:pic>
+              </a:graphicData>
+            </a:graphic>
+          </wp:inline>
+        </w:drawing>
+      </w:r>
+    </w:p>
+    <w:p/>
+    <w:p>
+      <w:r>
+        <w:t xml:space="preserve">CREATE USER IF NOT EXISTS 'dario_user'@'%' IDENTIFIED BY </w:t>
+      </w:r>
+      <w:r>
+        <w:t>‘dario</w:t>
+      </w:r>
+      <w:r>
+        <w:t>';</w:t>
+      </w:r>
+    </w:p>
+    <w:p>
+      <w:r>
+        <w:t>GRANT ALL PRIVILEGES ON dario_db.* TO 'dario_user'@'%';</w:t>
+      </w:r>
+    </w:p>
+    <w:p>
+      <w:r>
+        <w:t>FLUSH PRIVILEGES;</w:t>
+      </w:r>
+    </w:p>
+    <w:p>
+      <w:r>
+        <w:drawing>
+          <wp:inline distT="0" distB="0" distL="0" distR="0" wp14:anchorId="73C34936" wp14:editId="3517DF34">
+            <wp:extent cx="5486400" cy="1717040"/>
+            <wp:effectExtent l="0" t="0" r="0" b="0"/>
+            <wp:docPr id="1102201141" name="Imagen 1" descr="Texto&#10;&#10;El contenido generado por IA puede ser incorrecto."/>
+            <wp:cNvGraphicFramePr>
+              <a:graphicFrameLocks xmlns:a="http://schemas.openxmlformats.org/drawingml/2006/main" noChangeAspect="1"/>
+            </wp:cNvGraphicFramePr>
+            <a:graphic xmlns:a="http://schemas.openxmlformats.org/drawingml/2006/main">
+              <a:graphicData uri="http://schemas.openxmlformats.org/drawingml/2006/picture">
+                <pic:pic xmlns:pic="http://schemas.openxmlformats.org/drawingml/2006/picture">
+                  <pic:nvPicPr>
+                    <pic:cNvPr id="1102201141" name="Imagen 1" descr="Texto&#10;&#10;El contenido generado por IA puede ser incorrecto."/>
+                    <pic:cNvPicPr/>
+                  </pic:nvPicPr>
+                  <pic:blipFill>
+                    <a:blip r:embed="rId31"/>
+                    <a:stretch>
+                      <a:fillRect/>
+                    </a:stretch>
+                  </pic:blipFill>
+                  <pic:spPr>
+                    <a:xfrm>
+                      <a:off x="0" y="0"/>
+                      <a:ext cx="5486400" cy="1717040"/>
+                    </a:xfrm>
+                    <a:prstGeom prst="rect">
+                      <a:avLst/>
+                    </a:prstGeom>
+                  </pic:spPr>
+                </pic:pic>
+              </a:graphicData>
+            </a:graphic>
+          </wp:inline>
+        </w:drawing>
+      </w:r>
+    </w:p>
+    <w:p>
+      <w:r>
+        <w:lastRenderedPageBreak/>
+        <w:drawing>
+          <wp:inline distT="0" distB="0" distL="0" distR="0" wp14:anchorId="400AC988" wp14:editId="5F2F6055">
+            <wp:extent cx="5486400" cy="1945640"/>
+            <wp:effectExtent l="0" t="0" r="0" b="0"/>
+            <wp:docPr id="1500924966" name="Imagen 1" descr="Texto&#10;&#10;El contenido generado por IA puede ser incorrecto."/>
+            <wp:cNvGraphicFramePr>
+              <a:graphicFrameLocks xmlns:a="http://schemas.openxmlformats.org/drawingml/2006/main" noChangeAspect="1"/>
+            </wp:cNvGraphicFramePr>
+            <a:graphic xmlns:a="http://schemas.openxmlformats.org/drawingml/2006/main">
+              <a:graphicData uri="http://schemas.openxmlformats.org/drawingml/2006/picture">
+                <pic:pic xmlns:pic="http://schemas.openxmlformats.org/drawingml/2006/picture">
+                  <pic:nvPicPr>
+                    <pic:cNvPr id="1500924966" name="Imagen 1" descr="Texto&#10;&#10;El contenido generado por IA puede ser incorrecto."/>
+                    <pic:cNvPicPr/>
+                  </pic:nvPicPr>
+                  <pic:blipFill>
+                    <a:blip r:embed="rId32"/>
+                    <a:stretch>
+                      <a:fillRect/>
+                    </a:stretch>
+                  </pic:blipFill>
+                  <pic:spPr>
+                    <a:xfrm>
+                      <a:off x="0" y="0"/>
+                      <a:ext cx="5486400" cy="1945640"/>
+                    </a:xfrm>
+                    <a:prstGeom prst="rect">
+                      <a:avLst/>
+                    </a:prstGeom>
+                  </pic:spPr>
+                </pic:pic>
+              </a:graphicData>
+            </a:graphic>
+          </wp:inline>
+        </w:drawing>
+      </w:r>
+    </w:p>
+    <w:p>
+      <w:r>
+        <w:drawing>
+          <wp:inline distT="0" distB="0" distL="0" distR="0" wp14:anchorId="29A9AB09" wp14:editId="6F445D3B">
+            <wp:extent cx="4067743" cy="3753374"/>
+            <wp:effectExtent l="0" t="0" r="9525" b="0"/>
+            <wp:docPr id="1085667931" name="Imagen 1" descr="Texto&#10;&#10;El contenido generado por IA puede ser incorrecto."/>
+            <wp:cNvGraphicFramePr>
+              <a:graphicFrameLocks xmlns:a="http://schemas.openxmlformats.org/drawingml/2006/main" noChangeAspect="1"/>
+            </wp:cNvGraphicFramePr>
+            <a:graphic xmlns:a="http://schemas.openxmlformats.org/drawingml/2006/main">
+              <a:graphicData uri="http://schemas.openxmlformats.org/drawingml/2006/picture">
+                <pic:pic xmlns:pic="http://schemas.openxmlformats.org/drawingml/2006/picture">
+                  <pic:nvPicPr>
+                    <pic:cNvPr id="1085667931" name="Imagen 1" descr="Texto&#10;&#10;El contenido generado por IA puede ser incorrecto."/>
+                    <pic:cNvPicPr/>
+                  </pic:nvPicPr>
+                  <pic:blipFill>
+                    <a:blip r:embed="rId33"/>
+                    <a:stretch>
+                      <a:fillRect/>
+                    </a:stretch>
+                  </pic:blipFill>
+                  <pic:spPr>
+                    <a:xfrm>
+                      <a:off x="0" y="0"/>
+                      <a:ext cx="4067743" cy="3753374"/>
+                    </a:xfrm>
+                    <a:prstGeom prst="rect">
+                      <a:avLst/>
+                    </a:prstGeom>
+                  </pic:spPr>
+                </pic:pic>
+              </a:graphicData>
+            </a:graphic>
+          </wp:inline>
+        </w:drawing>
+      </w:r>
+    </w:p>
+    <w:p/>
+    <w:p>
+      <w:r>
+        <w:lastRenderedPageBreak/>
+        <w:drawing>
+          <wp:inline distT="0" distB="0" distL="0" distR="0" wp14:anchorId="04A1A160" wp14:editId="4A2D5D49">
+            <wp:extent cx="5486400" cy="2528570"/>
+            <wp:effectExtent l="0" t="0" r="0" b="5080"/>
+            <wp:docPr id="485424685" name="Imagen 1" descr="Texto&#10;&#10;El contenido generado por IA puede ser incorrecto."/>
+            <wp:cNvGraphicFramePr>
+              <a:graphicFrameLocks xmlns:a="http://schemas.openxmlformats.org/drawingml/2006/main" noChangeAspect="1"/>
+            </wp:cNvGraphicFramePr>
+            <a:graphic xmlns:a="http://schemas.openxmlformats.org/drawingml/2006/main">
+              <a:graphicData uri="http://schemas.openxmlformats.org/drawingml/2006/picture">
+                <pic:pic xmlns:pic="http://schemas.openxmlformats.org/drawingml/2006/picture">
+                  <pic:nvPicPr>
+                    <pic:cNvPr id="485424685" name="Imagen 1" descr="Texto&#10;&#10;El contenido generado por IA puede ser incorrecto."/>
+                    <pic:cNvPicPr/>
+                  </pic:nvPicPr>
+                  <pic:blipFill>
+                    <a:blip r:embed="rId34"/>
+                    <a:stretch>
+                      <a:fillRect/>
+                    </a:stretch>
+                  </pic:blipFill>
+                  <pic:spPr>
+                    <a:xfrm>
+                      <a:off x="0" y="0"/>
+                      <a:ext cx="5486400" cy="2528570"/>
+                    </a:xfrm>
+                    <a:prstGeom prst="rect">
+                      <a:avLst/>
+                    </a:prstGeom>
+                  </pic:spPr>
+                </pic:pic>
+              </a:graphicData>
+            </a:graphic>
+          </wp:inline>
+        </w:drawing>
       </w:r>
     </w:p>
     <w:sectPr>
-      <w:headerReference w:type="default" r:id="rId23"/>
+      <w:headerReference w:type="default" r:id="rId35"/>
       <w:pgSz w:w="12240" w:h="15840"/>
       <w:pgMar w:top="1440" w:right="1800" w:bottom="1440" w:left="1800" w:header="720" w:footer="720" w:gutter="0"/>
       <w:cols w:space="720"/>
@@ -2423,6 +3098,7 @@
   <w:style w:type="character" w:default="1" w:styleId="Fuentedeprrafopredeter">
     <w:name w:val="Default Paragraph Font"/>
     <w:uiPriority w:val="1"/>
+    <w:semiHidden/>
     <w:unhideWhenUsed/>
   </w:style>
   <w:style w:type="table" w:default="1" w:styleId="Tablanormal">
@@ -3007,7 +3683,7 @@
       <w:szCs w:val="18"/>
     </w:rPr>
   </w:style>
-  <w:style w:type="character" w:styleId="Textoennegrita">
+  <w:style w:type="character" w:styleId="Fuerte">
     <w:name w:val="Strong"/>
     <w:basedOn w:val="Fuentedeprrafopredeter"/>
     <w:uiPriority w:val="22"/>
